--- a/docs/통합_유저시나리오_v3.docx
+++ b/docs/통합_유저시나리오_v3.docx
@@ -18683,6 +18683,40 @@
           <w:color w:val="595959"/>
         </w:rPr>
         <w:t>.</w:t>
+      </w:r>
+    </w:p>
+    <w:p>
+      <w:r>
+        <w:br w:type="page"/>
+      </w:r>
+    </w:p>
+    <w:p>
+      <w:r>
+        <w:rPr>
+          <w:b/>
+          <w:color w:val="191F28"/>
+          <w:sz w:val="28"/>
+        </w:rPr>
+        <w:t>■ 구현 반영 변경점 (v3 → 구현, 2026-06)</w:t>
+      </w:r>
+    </w:p>
+    <w:p>
+      <w:r>
+        <w:rPr>
+          <w:color w:val="6B7684"/>
+          <w:sz w:val="18"/>
+        </w:rPr>
+        <w:t>본 절은 원본 v3 설계 이후 실제 구현에서 (주로 사용자 결정으로) 달라진 부분을 요약한다. 전체 정리는 docs/구현-변경점.md 참조. (2026-06-09)</w:t>
+      </w:r>
+    </w:p>
+    <w:p>
+      <w:r>
+        <w:t>• UI 결정 변경 요약: 탭 순서(식재료 우선)·재고 상태 2단계(여유/소진 임박)·단위 kg/g/ml+개수·발주 탭명(입고 예정/완료)·구매 옵션 브랜드 제거.</w:t>
+      </w:r>
+    </w:p>
+    <w:p>
+      <w:r>
+        <w:t>• 시나리오의 계산·전파 본질(E1~E7, 손익 공식)은 스펙 그대로 유지.</w:t>
       </w:r>
     </w:p>
     <w:sectPr>
